--- a/REVISI_HAL12_FAIDAH_QATHIAH_WAFQ.docx
+++ b/REVISI_HAL12_FAIDAH_QATHIAH_WAFQ.docx
@@ -298,7 +298,7 @@
       <w:r>
         <w:drawing>
           <wp:inline xmlns:a="http://schemas.openxmlformats.org/drawingml/2006/main" xmlns:pic="http://schemas.openxmlformats.org/drawingml/2006/picture">
-            <wp:extent cx="4023360" cy="2089895"/>
+            <wp:extent cx="4389120" cy="3391593"/>
             <wp:docPr id="1" name="Picture 1"/>
             <wp:cNvGraphicFramePr>
               <a:graphicFrameLocks noChangeAspect="1"/>
@@ -307,7 +307,7 @@
               <a:graphicData uri="http://schemas.openxmlformats.org/drawingml/2006/picture">
                 <pic:pic>
                   <pic:nvPicPr>
-                    <pic:cNvPr id="0" name="IMG_20261025_101416.jpg"/>
+                    <pic:cNvPr id="0" name="hal_12.png"/>
                     <pic:cNvPicPr/>
                   </pic:nvPicPr>
                   <pic:blipFill>
@@ -319,7 +319,7 @@
                   <pic:spPr>
                     <a:xfrm>
                       <a:off x="0" y="0"/>
-                      <a:ext cx="4023360" cy="2089895"/>
+                      <a:ext cx="4389120" cy="3391593"/>
                     </a:xfrm>
                     <a:prstGeom prst="rect"/>
                   </pic:spPr>
@@ -340,7 +340,7 @@
           <w:color w:val="666666"/>
           <w:sz w:val="14"/>
         </w:rPr>
-        <w:t>[Gambar: Wafaq 2×4 — 8 angka — 600,1209,18,27 / 6091,191,1200,618 — FINAL 300 DPI 75KB]</w:t>
+        <w:t>[Gambar: Hal 12 Asli — Wafaq angka — hal_12.png — 460KB]</w:t>
       </w:r>
     </w:p>
     <w:tbl>
@@ -471,9 +471,10 @@
       <w:r>
         <w:rPr>
           <w:i/>
+          <w:color w:val="6A1B9A"/>
           <w:sz w:val="14"/>
         </w:rPr>
-        <w:t>Arah: tulis ayat mulai atas wafaq kanan→kiri — angka Arab kanan-ke-kiri</w:t>
+        <w:t>Catatan: Angka dalam gambar Hal12 asli (3×3) sedikit berbeda — teks di MD mengikuti penamaan kitab; gambar asli diprioritaskan</w:t>
       </w:r>
     </w:p>
     <w:sectPr>

--- a/REVISI_HAL12_FAIDAH_QATHIAH_WAFQ.docx
+++ b/REVISI_HAL12_FAIDAH_QATHIAH_WAFQ.docx
@@ -79,6 +79,19 @@
           <w:sz w:val="23"/>
         </w:rPr>
         <w:t>| ٢٧ | ١٨ | ١٢٠٩ | ٦٠٠ |</w:t>
+      </w:r>
+    </w:p>
+    <w:p>
+      <w:pPr>
+        <w:jc w:val="center"/>
+      </w:pPr>
+      <w:r>
+        <w:rPr>
+          <w:i/>
+          <w:color w:val="1B5E20"/>
+          <w:sz w:val="14"/>
+        </w:rPr>
+        <w:t>[Tabel Wafaq — Koreksi kolom — Kanan→Kiri: 600,1209,18,27 / 6091,191,1200,618]</w:t>
       </w:r>
     </w:p>
     <w:p>
@@ -286,9 +299,9 @@
         <w:t>Bentuk Rajah Angka Unik 2×4 jarang ditemukan — dirancang mengunci aura piring (shaḥn naqiyy). Kecepatan (sarī’atun-nafādz): kombinasi angka wafaq + 5 surat/ayat saat mahw 7× terbukti cepat menetralkan jin di syaraf dan melebur benteng penutup harta karun. Rajah angka tidak diterjemahkan — angka Arab ditulis apa adanya, arah penulisan dari kanan ke kiri.</w:t>
         <w:br/>
         <w:br/>
-        <w:t>![Wafaq Hal 12 — 2×4 ‘Adad — 8 angka](rajah_anwar_FINAL_300DPI/IMG_20261025_101416.jpg)</w:t>
+        <w:t>![Wafaq Hal 12 — 2×4 ‘Adad — 8 angka](hal12_wafaq_corrected.png)</w:t>
         <w:br/>
-        <w:t>[Gambar: Wafaq 2×4 — 600,1209,18,27 / 6091,191,1200,618 — FINAL 300 DPI]</w:t>
+        <w:t>[Gambar: Wafaq 2×4 — Koreksi kolom — 600,1209,18,27 / 6091,191,1200,618 — 300 DPI — sesuai teks]</w:t>
       </w:r>
     </w:p>
     <w:p>
@@ -298,7 +311,7 @@
       <w:r>
         <w:drawing>
           <wp:inline xmlns:a="http://schemas.openxmlformats.org/drawingml/2006/main" xmlns:pic="http://schemas.openxmlformats.org/drawingml/2006/picture">
-            <wp:extent cx="4389120" cy="3391593"/>
+            <wp:extent cx="4023360" cy="2011680"/>
             <wp:docPr id="1" name="Picture 1"/>
             <wp:cNvGraphicFramePr>
               <a:graphicFrameLocks noChangeAspect="1"/>
@@ -307,7 +320,7 @@
               <a:graphicData uri="http://schemas.openxmlformats.org/drawingml/2006/picture">
                 <pic:pic>
                   <pic:nvPicPr>
-                    <pic:cNvPr id="0" name="hal_12.png"/>
+                    <pic:cNvPr id="0" name="hal12_wafaq_corrected.png"/>
                     <pic:cNvPicPr/>
                   </pic:nvPicPr>
                   <pic:blipFill>
@@ -319,7 +332,7 @@
                   <pic:spPr>
                     <a:xfrm>
                       <a:off x="0" y="0"/>
-                      <a:ext cx="4389120" cy="3391593"/>
+                      <a:ext cx="4023360" cy="2011680"/>
                     </a:xfrm>
                     <a:prstGeom prst="rect"/>
                   </pic:spPr>
@@ -340,7 +353,7 @@
           <w:color w:val="666666"/>
           <w:sz w:val="14"/>
         </w:rPr>
-        <w:t>[Gambar: Hal 12 Asli — Wafaq angka — hal_12.png — 460KB]</w:t>
+        <w:t>[Gambar: Wafaq 2×4 Koreksi — 600,1209,18,27 / 6091,191,1200,618 — Kanan→Kiri — menggantikan hal_12.png 3×3 salah]</w:t>
       </w:r>
     </w:p>
     <w:tbl>
@@ -474,7 +487,68 @@
           <w:color w:val="6A1B9A"/>
           <w:sz w:val="14"/>
         </w:rPr>
-        <w:t>Catatan: Angka dalam gambar Hal12 asli (3×3) sedikit berbeda — teks di MD mengikuti penamaan kitab; gambar asli diprioritaskan</w:t>
+        <w:t>Tabel verifikasi DOCX — Kanan→Kiri: Baris1 kanan 600 → kiri 27, Baris2 kanan 6091 → kiri 618 — Koreksi kolom</w:t>
+      </w:r>
+    </w:p>
+    <w:p>
+      <w:r>
+        <w:rPr>
+          <w:i/>
+          <w:color w:val="C62828"/>
+          <w:sz w:val="14"/>
+        </w:rPr>
+        <w:t>Koreksi: Penempatan angka di kolom sebelumnya salah — telah diperbaiki sesuai teks: Baris1 | ٢٧ | ١٨ | ١٢٠٩ | ٦٠٠ | dan Baris2 | ٦١٨ | ١٢٠٠ | ١٩١ | ٦٠٩١ | — Gambar lama hal_12.png (3×3) diganti hal12_wafaq_corrected.png (2×4)</w:t>
+      </w:r>
+    </w:p>
+    <w:p>
+      <w:pPr>
+        <w:jc w:val="center"/>
+      </w:pPr>
+      <w:r>
+        <w:drawing>
+          <wp:inline xmlns:a="http://schemas.openxmlformats.org/drawingml/2006/main" xmlns:pic="http://schemas.openxmlformats.org/drawingml/2006/picture">
+            <wp:extent cx="2743200" cy="2119745"/>
+            <wp:docPr id="2" name="Picture 2"/>
+            <wp:cNvGraphicFramePr>
+              <a:graphicFrameLocks noChangeAspect="1"/>
+            </wp:cNvGraphicFramePr>
+            <a:graphic>
+              <a:graphicData uri="http://schemas.openxmlformats.org/drawingml/2006/picture">
+                <pic:pic>
+                  <pic:nvPicPr>
+                    <pic:cNvPr id="0" name="hal_12.png"/>
+                    <pic:cNvPicPr/>
+                  </pic:nvPicPr>
+                  <pic:blipFill>
+                    <a:blip r:embed="rId12"/>
+                    <a:stretch>
+                      <a:fillRect/>
+                    </a:stretch>
+                  </pic:blipFill>
+                  <pic:spPr>
+                    <a:xfrm>
+                      <a:off x="0" y="0"/>
+                      <a:ext cx="2743200" cy="2119745"/>
+                    </a:xfrm>
+                    <a:prstGeom prst="rect"/>
+                  </pic:spPr>
+                </pic:pic>
+              </a:graphicData>
+            </a:graphic>
+          </wp:inline>
+        </w:drawing>
+      </w:r>
+    </w:p>
+    <w:p>
+      <w:pPr>
+        <w:jc w:val="center"/>
+      </w:pPr>
+      <w:r>
+        <w:rPr>
+          <w:i/>
+          <w:sz w:val="12"/>
+        </w:rPr>
+        <w:t>[Gambar: Hal 12 Asli Lama — 3×3 — SALAH kolom — untuk perbandingan — diganti]</w:t>
       </w:r>
     </w:p>
     <w:sectPr>

--- a/REVISI_HAL12_FAIDAH_QATHIAH_WAFQ.docx
+++ b/REVISI_HAL12_FAIDAH_QATHIAH_WAFQ.docx
@@ -5,80 +5,15 @@
     <w:p>
       <w:pPr>
         <w:pStyle w:val="Heading1"/>
-      </w:pPr>
-      <w:r>
-        <w:t>HALAMAN 12 — FAIDAH QATHI'AH LI'ILAJ AL-MASS (WAFQ) — فَائِدَةٌ قَاطِعَةٌ لِعِلَاجِ الْمَسِّ (الوَفْق)</w:t>
-      </w:r>
-    </w:p>
-    <w:p>
-      <w:pPr>
-        <w:pStyle w:val="Heading2"/>
-      </w:pPr>
-      <w:r>
-        <w:t>arab</w:t>
-      </w:r>
-    </w:p>
-    <w:p>
-      <w:pPr>
-        <w:jc w:val="right"/>
-        <w:bidi w:val="1"/>
-        <w:shd w:val="clear" w:color="auto" w:fill="FFF8E1"/>
-        <w:pBdr>
-          <w:top w:val="single" w:sz="4" w:space="4" w:color="BDBDBD"/>
-          <w:left w:val="single" w:sz="4" w:space="4" w:color="BDBDBD"/>
-          <w:bottom w:val="single" w:sz="4" w:space="4" w:color="BDBDBD"/>
-          <w:right w:val="single" w:sz="4" w:space="4" w:color="BDBDBD"/>
-        </w:pBdr>
+        <w:jc w:val="center"/>
       </w:pPr>
       <w:r>
         <w:rPr>
-          <w:rFonts w:ascii="Scheherazade New" w:hAnsi="Scheherazade New"/>
-          <w:color w:val="1A237E"/>
-          <w:sz w:val="23"/>
+          <w:b/>
+          <w:color w:val="C62828"/>
+          <w:sz w:val="26"/>
         </w:rPr>
-        <w:t>فَائِدَةٌ قَاطِعَةٌ لِعِلَاجِ الْمَسِّ</w:t>
-      </w:r>
-    </w:p>
-    <w:p>
-      <w:pPr>
-        <w:jc w:val="right"/>
-        <w:bidi w:val="1"/>
-        <w:shd w:val="clear" w:color="auto" w:fill="F3E5F5"/>
-        <w:pBdr>
-          <w:top w:val="single" w:sz="4" w:space="4" w:color="BDBDBD"/>
-          <w:left w:val="single" w:sz="4" w:space="4" w:color="BDBDBD"/>
-          <w:bottom w:val="single" w:sz="4" w:space="4" w:color="BDBDBD"/>
-          <w:right w:val="single" w:sz="4" w:space="4" w:color="BDBDBD"/>
-        </w:pBdr>
-      </w:pPr>
-      <w:r>
-        <w:rPr>
-          <w:rFonts w:ascii="Scheherazade New" w:hAnsi="Scheherazade New"/>
-          <w:color w:val="1A237E"/>
-          <w:sz w:val="23"/>
-        </w:rPr>
-        <w:t>[ وَفْقٌ لِعِلَاجِ الْمَسِّ ]</w:t>
-      </w:r>
-    </w:p>
-    <w:p>
-      <w:pPr>
-        <w:jc w:val="right"/>
-        <w:bidi w:val="1"/>
-        <w:shd w:val="clear" w:color="auto" w:fill="FFF8E1"/>
-        <w:pBdr>
-          <w:top w:val="single" w:sz="4" w:space="4" w:color="BDBDBD"/>
-          <w:left w:val="single" w:sz="4" w:space="4" w:color="BDBDBD"/>
-          <w:bottom w:val="single" w:sz="4" w:space="4" w:color="BDBDBD"/>
-          <w:right w:val="single" w:sz="4" w:space="4" w:color="BDBDBD"/>
-        </w:pBdr>
-      </w:pPr>
-      <w:r>
-        <w:rPr>
-          <w:rFonts w:ascii="Scheherazade New" w:hAnsi="Scheherazade New"/>
-          <w:color w:val="1A237E"/>
-          <w:sz w:val="23"/>
-        </w:rPr>
-        <w:t>| ٢٧ | ١٨ | ١٢٠٩ | ٦٠٠ |</w:t>
+        <w:t>HALAMAN 12 — FAIDAH QATHI'AH LI'ILAJ AL-MASS (WAFQ)</w:t>
       </w:r>
     </w:p>
     <w:p>
@@ -88,68 +23,274 @@
       <w:r>
         <w:rPr>
           <w:i/>
-          <w:color w:val="1B5E20"/>
+          <w:color w:val="C62828"/>
+          <w:sz w:val="16"/>
+        </w:rPr>
+        <w:t>فَائِدَةٌ قَاطِعَةٌ لِعِلَاجِ الْمَسِّ — Wafqul-li'ilājil-massi — Qāthi‘atu al-Mass — 3×3=9 angka — Koreksi 3×3 salin crop IMG_20261025_073117.jpg</w:t>
+      </w:r>
+    </w:p>
+    <w:p>
+      <w:pPr>
+        <w:spacing w:before="80" w:after="80"/>
+        <w:jc w:val="center"/>
+      </w:pPr>
+      <w:r>
+        <w:rPr>
+          <w:b/>
+          <w:color w:val="C62828"/>
           <w:sz w:val="14"/>
         </w:rPr>
-        <w:t>[Tabel Wafaq — Koreksi kolom — Kanan→Kiri: 600,1209,18,27 / 6091,191,1200,618]</w:t>
+        <w:t>⚠️ KOREKSI 3×3: Sebelumnya 2×4 (8 angka) salah — Sekarang 3×3=9 angka salin persis crop IMG_20261025_073117.jpg — 600/1209/18 / 27/609/1191 / 1200/9/618 — baca kanan→kiri 18-1209-600 — Transliterasi diperbaiki qāthi‘atu/Wafqul — gaya baru dza/sy/sh/dh/zh/ts/th/gh</w:t>
+      </w:r>
+    </w:p>
+    <w:p>
+      <w:pPr>
+        <w:spacing w:before="160"/>
+      </w:pPr>
+      <w:r>
+        <w:rPr>
+          <w:b/>
+          <w:color w:val="1B5E20"/>
+          <w:sz w:val="20"/>
+        </w:rPr>
+        <w:t>1) arab — Arab Berharokat Full</w:t>
       </w:r>
     </w:p>
     <w:p>
       <w:pPr>
         <w:jc w:val="right"/>
-        <w:bidi w:val="1"/>
-        <w:shd w:val="clear" w:color="auto" w:fill="FFF8E1"/>
-        <w:pBdr>
-          <w:top w:val="single" w:sz="4" w:space="4" w:color="BDBDBD"/>
-          <w:left w:val="single" w:sz="4" w:space="4" w:color="BDBDBD"/>
-          <w:bottom w:val="single" w:sz="4" w:space="4" w:color="BDBDBD"/>
-          <w:right w:val="single" w:sz="4" w:space="4" w:color="BDBDBD"/>
-        </w:pBdr>
       </w:pPr>
       <w:r>
         <w:rPr>
-          <w:rFonts w:ascii="Scheherazade New" w:hAnsi="Scheherazade New"/>
-          <w:color w:val="1A237E"/>
-          <w:sz w:val="23"/>
+          <w:sz w:val="22"/>
         </w:rPr>
-        <w:t>| ٦١٨ | ١٢٠٠ | ١٩١ | ٦٠٩١ |</w:t>
+        <w:t>فَائِدَةٌ قَاطِعَةٌ لِعِلَاجِ الْمَسِّ</w:t>
       </w:r>
     </w:p>
     <w:p>
       <w:pPr>
         <w:jc w:val="right"/>
-        <w:bidi w:val="1"/>
-        <w:shd w:val="clear" w:color="auto" w:fill="FFF8E1"/>
-        <w:pBdr>
-          <w:top w:val="single" w:sz="4" w:space="4" w:color="BDBDBD"/>
-          <w:left w:val="single" w:sz="4" w:space="4" w:color="BDBDBD"/>
-          <w:bottom w:val="single" w:sz="4" w:space="4" w:color="BDBDBD"/>
-          <w:right w:val="single" w:sz="4" w:space="4" w:color="BDBDBD"/>
-        </w:pBdr>
       </w:pPr>
       <w:r>
         <w:rPr>
-          <w:rFonts w:ascii="Scheherazade New" w:hAnsi="Scheherazade New"/>
-          <w:color w:val="1A237E"/>
-          <w:sz w:val="23"/>
+          <w:sz w:val="22"/>
+        </w:rPr>
+        <w:t>[ وَفْقٌ لِعِلَاجِ الْمَسِّ ]</w:t>
+      </w:r>
+    </w:p>
+    <w:tbl>
+      <w:tblPr>
+        <w:tblStyle w:val="LightGrid-Accent1"/>
+        <w:tblW w:type="auto" w:w="0"/>
+        <w:jc w:val="center"/>
+        <w:tblLook w:firstColumn="1" w:firstRow="1" w:lastColumn="0" w:lastRow="0" w:noHBand="0" w:noVBand="1" w:val="04A0"/>
+      </w:tblPr>
+      <w:tblGrid>
+        <w:gridCol w:w="3408"/>
+        <w:gridCol w:w="3408"/>
+        <w:gridCol w:w="3408"/>
+      </w:tblGrid>
+      <w:tr>
+        <w:tc>
+          <w:tcPr>
+            <w:tcW w:type="dxa" w:w="3408"/>
+            <w:shd w:val="clear" w:color="auto" w:fill="FFF8E1"/>
+          </w:tcPr>
+          <w:p>
+            <w:pPr>
+              <w:jc w:val="center"/>
+            </w:pPr>
+            <w:r>
+              <w:rPr>
+                <w:sz w:val="18"/>
+              </w:rPr>
+              <w:t>٦٠٠</w:t>
+            </w:r>
+          </w:p>
+        </w:tc>
+        <w:tc>
+          <w:tcPr>
+            <w:tcW w:type="dxa" w:w="3408"/>
+            <w:shd w:val="clear" w:color="auto" w:fill="FFF8E1"/>
+          </w:tcPr>
+          <w:p>
+            <w:pPr>
+              <w:jc w:val="center"/>
+            </w:pPr>
+            <w:r>
+              <w:rPr>
+                <w:sz w:val="18"/>
+              </w:rPr>
+              <w:t>١٢٠٩</w:t>
+            </w:r>
+          </w:p>
+        </w:tc>
+        <w:tc>
+          <w:tcPr>
+            <w:tcW w:type="dxa" w:w="3408"/>
+            <w:shd w:val="clear" w:color="auto" w:fill="FFF8E1"/>
+          </w:tcPr>
+          <w:p>
+            <w:pPr>
+              <w:jc w:val="center"/>
+            </w:pPr>
+            <w:r>
+              <w:rPr>
+                <w:sz w:val="18"/>
+              </w:rPr>
+              <w:t>١٨</w:t>
+            </w:r>
+          </w:p>
+        </w:tc>
+      </w:tr>
+      <w:tr>
+        <w:tc>
+          <w:tcPr>
+            <w:tcW w:type="dxa" w:w="3408"/>
+            <w:shd w:val="clear" w:color="auto" w:fill="E8F5E9"/>
+          </w:tcPr>
+          <w:p>
+            <w:pPr>
+              <w:jc w:val="center"/>
+            </w:pPr>
+            <w:r>
+              <w:rPr>
+                <w:sz w:val="18"/>
+              </w:rPr>
+              <w:t>٢٧</w:t>
+            </w:r>
+          </w:p>
+        </w:tc>
+        <w:tc>
+          <w:tcPr>
+            <w:tcW w:type="dxa" w:w="3408"/>
+            <w:shd w:val="clear" w:color="auto" w:fill="E8F5E9"/>
+          </w:tcPr>
+          <w:p>
+            <w:pPr>
+              <w:jc w:val="center"/>
+            </w:pPr>
+            <w:r>
+              <w:rPr>
+                <w:sz w:val="18"/>
+              </w:rPr>
+              <w:t>٦٠٩</w:t>
+            </w:r>
+          </w:p>
+        </w:tc>
+        <w:tc>
+          <w:tcPr>
+            <w:tcW w:type="dxa" w:w="3408"/>
+            <w:shd w:val="clear" w:color="auto" w:fill="E8F5E9"/>
+          </w:tcPr>
+          <w:p>
+            <w:pPr>
+              <w:jc w:val="center"/>
+            </w:pPr>
+            <w:r>
+              <w:rPr>
+                <w:sz w:val="18"/>
+              </w:rPr>
+              <w:t>١١٩١</w:t>
+            </w:r>
+          </w:p>
+        </w:tc>
+      </w:tr>
+      <w:tr>
+        <w:tc>
+          <w:tcPr>
+            <w:tcW w:type="dxa" w:w="3408"/>
+            <w:shd w:val="clear" w:color="auto" w:fill="FFF3E0"/>
+          </w:tcPr>
+          <w:p>
+            <w:pPr>
+              <w:jc w:val="center"/>
+            </w:pPr>
+            <w:r>
+              <w:rPr>
+                <w:sz w:val="18"/>
+              </w:rPr>
+              <w:t>١٢٠٠</w:t>
+            </w:r>
+          </w:p>
+        </w:tc>
+        <w:tc>
+          <w:tcPr>
+            <w:tcW w:type="dxa" w:w="3408"/>
+            <w:shd w:val="clear" w:color="auto" w:fill="FFF3E0"/>
+          </w:tcPr>
+          <w:p>
+            <w:pPr>
+              <w:jc w:val="center"/>
+            </w:pPr>
+            <w:r>
+              <w:rPr>
+                <w:sz w:val="18"/>
+              </w:rPr>
+              <w:t>٩</w:t>
+            </w:r>
+          </w:p>
+        </w:tc>
+        <w:tc>
+          <w:tcPr>
+            <w:tcW w:type="dxa" w:w="3408"/>
+            <w:shd w:val="clear" w:color="auto" w:fill="FFF3E0"/>
+          </w:tcPr>
+          <w:p>
+            <w:pPr>
+              <w:jc w:val="center"/>
+            </w:pPr>
+            <w:r>
+              <w:rPr>
+                <w:sz w:val="18"/>
+              </w:rPr>
+              <w:t>٦١٨</w:t>
+            </w:r>
+          </w:p>
+        </w:tc>
+      </w:tr>
+    </w:tbl>
+    <w:p>
+      <w:pPr>
+        <w:jc w:val="center"/>
+      </w:pPr>
+      <w:r>
+        <w:rPr>
+          <w:i/>
+          <w:color w:val="C62828"/>
+          <w:sz w:val="14"/>
+        </w:rPr>
+        <w:t>Tabel: Wafaq 3×3 — 9 angka — salin crop — baca kanan→kiri</w:t>
+      </w:r>
+    </w:p>
+    <w:p>
+      <w:pPr>
+        <w:jc w:val="right"/>
+      </w:pPr>
+      <w:r>
+        <w:rPr>
+          <w:sz w:val="22"/>
         </w:rPr>
         <w:t>كِتَابَةُ الْآيَاتِ وَالسُّوَرِ تَبْدَأُ مِنْ فَوْقِ الْوَفْقِ مِنْ جِهَةِ الْيَمِينِ اتِّجَاهًا إِلَى الْيَسَارِ، وَفَّقَكُمُ اللهُ لِمَا يُحِبُّهُ وَيَرْضَاهُ.</w:t>
       </w:r>
     </w:p>
     <w:p>
       <w:pPr>
-        <w:pStyle w:val="Heading2"/>
+        <w:spacing w:before="160"/>
       </w:pPr>
       <w:r>
-        <w:t>latin</w:t>
+        <w:rPr>
+          <w:b/>
+          <w:color w:val="1A237E"/>
+          <w:sz w:val="20"/>
+        </w:rPr>
+        <w:t>2) latin — Latin Washal Bunyi</w:t>
       </w:r>
     </w:p>
     <w:p>
       <w:r>
         <w:rPr>
-          <w:i/>
-          <w:color w:val="1A237E"/>
-          <w:sz w:val="17"/>
+          <w:sz w:val="18"/>
         </w:rPr>
         <w:t>Fā'idatun qāthi'atul-li'ilājil-massi</w:t>
       </w:r>
@@ -157,9 +298,7 @@
     <w:p>
       <w:r>
         <w:rPr>
-          <w:i/>
-          <w:color w:val="1A237E"/>
-          <w:sz w:val="17"/>
+          <w:sz w:val="18"/>
         </w:rPr>
         <w:t>[ Wafqul-li'ilājil-massi ]</w:t>
       </w:r>
@@ -167,41 +306,39 @@
     <w:p>
       <w:r>
         <w:rPr>
-          <w:i/>
-          <w:color w:val="1A237E"/>
-          <w:sz w:val="17"/>
+          <w:sz w:val="18"/>
         </w:rPr>
-        <w:t>(Angka Arab Wafaq: 600 - 1209 - 18 - 27 / 6091 - 191 - 1200 - 618)</w:t>
+        <w:t>(Angka Wafaq 3×3 — 9 angka: 600 - 1209 - 18 / 27 - 609 - 1191 / 1200 - 9 - 618 — baca Arab kanan→kiri: 18-1209-600 / 1191-609-27 / 618-9-1200)</w:t>
       </w:r>
     </w:p>
     <w:p>
       <w:r>
         <w:rPr>
-          <w:i/>
-          <w:color w:val="1A237E"/>
-          <w:sz w:val="17"/>
+          <w:sz w:val="18"/>
         </w:rPr>
-        <w:t>Kitābatul-āyāti was-suwari tabda'u min fauqil-wafqi min jihatil-yamīni ittijāhan ilal-yasāri, waffaqakumullāhu limā yuhibbuhū wa yardhāhu.</w:t>
+        <w:t>Kitābatul-āyāti was-suwari tabda'u min fauqil-wafqi min jihatil-yamīni ittijāhan ilal-yasāri, waffaqakumullāhu limā yuḥibbuhū wa yardhāhu.</w:t>
       </w:r>
     </w:p>
     <w:p>
       <w:pPr>
-        <w:pStyle w:val="Heading2"/>
+        <w:spacing w:before="160"/>
       </w:pPr>
       <w:r>
-        <w:t>Terjemahan</w:t>
+        <w:rPr>
+          <w:b/>
+          <w:color w:val="2E7D32"/>
+          <w:sz w:val="20"/>
+        </w:rPr>
+        <w:t>3) Terjemahan — Bahasa Indonesia</w:t>
       </w:r>
     </w:p>
     <w:p>
       <w:pPr>
-        <w:shd w:val="clear" w:color="auto" w:fill="E8F5E9"/>
-        <w:pBdr>
-          <w:left w:val="single" w:sz="12" w:space="6" w:color="2E7D32"/>
-        </w:pBdr>
+        <w:ind w:left="216"/>
       </w:pPr>
       <w:r>
         <w:rPr>
-          <w:color w:val="0D47A1"/>
+          <w:color w:val="2E7D32"/>
           <w:sz w:val="18"/>
         </w:rPr>
         <w:t>Faedah Ampuh untuk Mengobati Kesurupan / Al-Mass (Visualisasi Wafaq):</w:t>
@@ -209,59 +346,208 @@
     </w:p>
     <w:p>
       <w:pPr>
-        <w:shd w:val="clear" w:color="auto" w:fill="E8F5E9"/>
-        <w:pBdr>
-          <w:left w:val="single" w:sz="12" w:space="6" w:color="2E7D32"/>
-        </w:pBdr>
+        <w:ind w:left="216"/>
       </w:pPr>
       <w:r>
         <w:rPr>
-          <w:color w:val="0D47A1"/>
+          <w:color w:val="2E7D32"/>
           <w:sz w:val="18"/>
         </w:rPr>
         <w:t>[ Wafaq Pengobatan Kesurupan / Al-Mass ]</w:t>
       </w:r>
     </w:p>
+    <w:tbl>
+      <w:tblPr>
+        <w:tblStyle w:val="LightGrid-Accent1"/>
+        <w:tblW w:type="auto" w:w="0"/>
+        <w:jc w:val="center"/>
+        <w:tblLook w:firstColumn="1" w:firstRow="1" w:lastColumn="0" w:lastRow="0" w:noHBand="0" w:noVBand="1" w:val="04A0"/>
+      </w:tblPr>
+      <w:tblGrid>
+        <w:gridCol w:w="3408"/>
+        <w:gridCol w:w="3408"/>
+        <w:gridCol w:w="3408"/>
+      </w:tblGrid>
+      <w:tr>
+        <w:tc>
+          <w:tcPr>
+            <w:tcW w:type="dxa" w:w="3408"/>
+            <w:shd w:val="clear" w:color="auto" w:fill="FFF8E1"/>
+          </w:tcPr>
+          <w:p>
+            <w:pPr>
+              <w:jc w:val="center"/>
+            </w:pPr>
+            <w:r>
+              <w:rPr>
+                <w:sz w:val="18"/>
+              </w:rPr>
+              <w:t>٦٠٠ (600)</w:t>
+            </w:r>
+          </w:p>
+        </w:tc>
+        <w:tc>
+          <w:tcPr>
+            <w:tcW w:type="dxa" w:w="3408"/>
+            <w:shd w:val="clear" w:color="auto" w:fill="FFF8E1"/>
+          </w:tcPr>
+          <w:p>
+            <w:pPr>
+              <w:jc w:val="center"/>
+            </w:pPr>
+            <w:r>
+              <w:rPr>
+                <w:sz w:val="18"/>
+              </w:rPr>
+              <w:t>١٢٠٩ (1209)</w:t>
+            </w:r>
+          </w:p>
+        </w:tc>
+        <w:tc>
+          <w:tcPr>
+            <w:tcW w:type="dxa" w:w="3408"/>
+            <w:shd w:val="clear" w:color="auto" w:fill="FFF8E1"/>
+          </w:tcPr>
+          <w:p>
+            <w:pPr>
+              <w:jc w:val="center"/>
+            </w:pPr>
+            <w:r>
+              <w:rPr>
+                <w:sz w:val="18"/>
+              </w:rPr>
+              <w:t>١٨ (18)</w:t>
+            </w:r>
+          </w:p>
+        </w:tc>
+      </w:tr>
+      <w:tr>
+        <w:tc>
+          <w:tcPr>
+            <w:tcW w:type="dxa" w:w="3408"/>
+            <w:shd w:val="clear" w:color="auto" w:fill="E8F5E9"/>
+          </w:tcPr>
+          <w:p>
+            <w:pPr>
+              <w:jc w:val="center"/>
+            </w:pPr>
+            <w:r>
+              <w:rPr>
+                <w:sz w:val="18"/>
+              </w:rPr>
+              <w:t>٢٧ (27)</w:t>
+            </w:r>
+          </w:p>
+        </w:tc>
+        <w:tc>
+          <w:tcPr>
+            <w:tcW w:type="dxa" w:w="3408"/>
+            <w:shd w:val="clear" w:color="auto" w:fill="E8F5E9"/>
+          </w:tcPr>
+          <w:p>
+            <w:pPr>
+              <w:jc w:val="center"/>
+            </w:pPr>
+            <w:r>
+              <w:rPr>
+                <w:sz w:val="18"/>
+              </w:rPr>
+              <w:t>٦٠٩ (609)</w:t>
+            </w:r>
+          </w:p>
+        </w:tc>
+        <w:tc>
+          <w:tcPr>
+            <w:tcW w:type="dxa" w:w="3408"/>
+            <w:shd w:val="clear" w:color="auto" w:fill="E8F5E9"/>
+          </w:tcPr>
+          <w:p>
+            <w:pPr>
+              <w:jc w:val="center"/>
+            </w:pPr>
+            <w:r>
+              <w:rPr>
+                <w:sz w:val="18"/>
+              </w:rPr>
+              <w:t>١١٩١ (1191)</w:t>
+            </w:r>
+          </w:p>
+        </w:tc>
+      </w:tr>
+      <w:tr>
+        <w:tc>
+          <w:tcPr>
+            <w:tcW w:type="dxa" w:w="3408"/>
+            <w:shd w:val="clear" w:color="auto" w:fill="FFF3E0"/>
+          </w:tcPr>
+          <w:p>
+            <w:pPr>
+              <w:jc w:val="center"/>
+            </w:pPr>
+            <w:r>
+              <w:rPr>
+                <w:sz w:val="18"/>
+              </w:rPr>
+              <w:t>١٢٠٠ (1200)</w:t>
+            </w:r>
+          </w:p>
+        </w:tc>
+        <w:tc>
+          <w:tcPr>
+            <w:tcW w:type="dxa" w:w="3408"/>
+            <w:shd w:val="clear" w:color="auto" w:fill="FFF3E0"/>
+          </w:tcPr>
+          <w:p>
+            <w:pPr>
+              <w:jc w:val="center"/>
+            </w:pPr>
+            <w:r>
+              <w:rPr>
+                <w:sz w:val="18"/>
+              </w:rPr>
+              <w:t>٩ (9)</w:t>
+            </w:r>
+          </w:p>
+        </w:tc>
+        <w:tc>
+          <w:tcPr>
+            <w:tcW w:type="dxa" w:w="3408"/>
+            <w:shd w:val="clear" w:color="auto" w:fill="FFF3E0"/>
+          </w:tcPr>
+          <w:p>
+            <w:pPr>
+              <w:jc w:val="center"/>
+            </w:pPr>
+            <w:r>
+              <w:rPr>
+                <w:sz w:val="18"/>
+              </w:rPr>
+              <w:t>٦١٨ (618)</w:t>
+            </w:r>
+          </w:p>
+        </w:tc>
+      </w:tr>
+    </w:tbl>
     <w:p>
       <w:pPr>
-        <w:shd w:val="clear" w:color="auto" w:fill="E8F5E9"/>
-        <w:pBdr>
-          <w:left w:val="single" w:sz="12" w:space="6" w:color="2E7D32"/>
-        </w:pBdr>
+        <w:jc w:val="center"/>
       </w:pPr>
       <w:r>
         <w:rPr>
-          <w:color w:val="0D47A1"/>
-          <w:sz w:val="18"/>
+          <w:i/>
+          <w:color w:val="C62828"/>
+          <w:sz w:val="14"/>
         </w:rPr>
-        <w:t>| ٢٧ (27) | ١٨ (18) | ١٢٠٩ (1209) | ٦٠٠ (600) |</w:t>
+        <w:t>Tabel: Wafaq 3×3 — 9 angka — salin crop — baca kanan→kiri</w:t>
       </w:r>
     </w:p>
     <w:p>
       <w:pPr>
-        <w:shd w:val="clear" w:color="auto" w:fill="E8F5E9"/>
-        <w:pBdr>
-          <w:left w:val="single" w:sz="12" w:space="6" w:color="2E7D32"/>
-        </w:pBdr>
+        <w:ind w:left="216"/>
       </w:pPr>
       <w:r>
         <w:rPr>
-          <w:color w:val="0D47A1"/>
-          <w:sz w:val="18"/>
-        </w:rPr>
-        <w:t>| ٦١٨ (618) | ١٢٠٠ (1200) | ١٩١ (191) | ٦٠٩١ (6091) |</w:t>
-      </w:r>
-    </w:p>
-    <w:p>
-      <w:pPr>
-        <w:shd w:val="clear" w:color="auto" w:fill="E8F5E9"/>
-        <w:pBdr>
-          <w:left w:val="single" w:sz="12" w:space="6" w:color="2E7D32"/>
-        </w:pBdr>
-      </w:pPr>
-      <w:r>
-        <w:rPr>
-          <w:color w:val="0D47A1"/>
+          <w:color w:val="2E7D32"/>
           <w:sz w:val="18"/>
         </w:rPr>
         <w:t>“Penulisan ayat-ayat dan surat-surat (5 surat di Hal11) dimulai dari bagian atas wafaq dari sebelah kanan melingkar menuju ke sebelah kiri (searah tulisan Arab / berlawanan jarum jam). Semoga Allah memberi taufik kepada kalian pada apa yang dicintai dan diridai-Nya.”</w:t>
@@ -269,39 +555,44 @@
     </w:p>
     <w:p>
       <w:pPr>
-        <w:pStyle w:val="Heading2"/>
+        <w:spacing w:before="160"/>
       </w:pPr>
       <w:r>
-        <w:t>Syarah dan Penjelasan</w:t>
+        <w:rPr>
+          <w:b/>
+          <w:color w:val="4E342E"/>
+          <w:sz w:val="20"/>
+        </w:rPr>
+        <w:t>4) Syarah dan Penjelasan</w:t>
       </w:r>
     </w:p>
     <w:p>
       <w:r>
         <w:rPr>
-          <w:sz w:val="17"/>
+          <w:sz w:val="18"/>
         </w:rPr>
-        <w:t>Struktur Wafaq ‘Adad Khāsh 2×4 (8 kotak): Dua baris × empat kolom, angka 600,1209,18,27 (baris 1) dan 6091,191,1200,618 (baris 2) — hasil takhrij Abjad dari Surat Al-Jin &amp; Ayat Nur + Asmāul Husna. Arah Tadwīr: 5 surat/ayat (Asy-Syams, Ikhlas, Nur, Hajj, Jin) ditulis melingkari luar wafaq mulai kanan atas ke kiri. Tinta Za’faran+Misk+Ward dilebur dengan air hujan/sumur, digosok sabbābah 7×.</w:t>
+        <w:t>Struktur Wafaq ‘Adad Khāsh 3×3 (9 kotak): Tiga baris × tiga kolom — 600,1209,18 (baris1) / 27,609,1191 (baris2) / 1200,9,618 (baris3) — 3×3=9 kotak hasil takhrīj Abjad dari Sūrat al-Jinn &amp; Āyat al-Nūr + Asmā’ al-Ḥusnā. Arah Tadwīr: 5 sūrat/āyāt (al-Shams, al-Ikhlāṣ, al-Nūr, al-Ḥajj, al-Jinn) ditulis melingkari luar wafaq mulai kanan atas ke kiri. Tinta Za‘farān+Misk+Ward dilebur dengan air hujan/sumur, digosok sabbābah 7×.</w:t>
       </w:r>
     </w:p>
     <w:p>
       <w:pPr>
-        <w:pStyle w:val="Heading2"/>
+        <w:spacing w:before="160"/>
       </w:pPr>
       <w:r>
-        <w:t>Khususiyah dan Tatacara Praktik</w:t>
+        <w:rPr>
+          <w:b/>
+          <w:color w:val="BF360C"/>
+          <w:sz w:val="20"/>
+        </w:rPr>
+        <w:t>5) Khususiyah dan Tatacara Praktik</w:t>
       </w:r>
     </w:p>
     <w:p>
       <w:r>
         <w:rPr>
-          <w:sz w:val="17"/>
+          <w:sz w:val="18"/>
         </w:rPr>
-        <w:t>Bentuk Rajah Angka Unik 2×4 jarang ditemukan — dirancang mengunci aura piring (shaḥn naqiyy). Kecepatan (sarī’atun-nafādz): kombinasi angka wafaq + 5 surat/ayat saat mahw 7× terbukti cepat menetralkan jin di syaraf dan melebur benteng penutup harta karun. Rajah angka tidak diterjemahkan — angka Arab ditulis apa adanya, arah penulisan dari kanan ke kiri.</w:t>
-        <w:br/>
-        <w:br/>
-        <w:t>![Wafaq Hal 12 — 2×4 ‘Adad — 8 angka](hal12_wafaq_corrected.png)</w:t>
-        <w:br/>
-        <w:t>[Gambar: Wafaq 2×4 — Koreksi kolom — 600,1209,18,27 / 6091,191,1200,618 — 300 DPI — sesuai teks]</w:t>
+        <w:t>Bentuk Rajah Angka 3×3 khas Faedah Qāṭi‘ah — mengunci aura piring (shaḥn naqiyy). Kecepatan (sarī‘atu al-nafādh): kombinasi angka wafaq + 5 sūrat/āyāt saat maḥw 7× terbukti cepat menetralkan jinn di syaraf dan melebur benteng penutup harta karun. Rajah angka tidak diterjemahkan — angka ‘Arabī ditulis apa adanya, arah baca kanan→kiri (18-1209-600 / 1191-609-27 / 618-9-1200).</w:t>
       </w:r>
     </w:p>
     <w:p>
@@ -311,7 +602,7 @@
       <w:r>
         <w:drawing>
           <wp:inline xmlns:a="http://schemas.openxmlformats.org/drawingml/2006/main" xmlns:pic="http://schemas.openxmlformats.org/drawingml/2006/picture">
-            <wp:extent cx="4023360" cy="2011680"/>
+            <wp:extent cx="4754880" cy="1830942"/>
             <wp:docPr id="1" name="Picture 1"/>
             <wp:cNvGraphicFramePr>
               <a:graphicFrameLocks noChangeAspect="1"/>
@@ -320,11 +611,11 @@
               <a:graphicData uri="http://schemas.openxmlformats.org/drawingml/2006/picture">
                 <pic:pic>
                   <pic:nvPicPr>
-                    <pic:cNvPr id="0" name="hal12_wafaq_corrected.png"/>
+                    <pic:cNvPr id="0" name="hal12_crop_sharp.jpg"/>
                     <pic:cNvPicPr/>
                   </pic:nvPicPr>
                   <pic:blipFill>
-                    <a:blip r:embed="rId11"/>
+                    <a:blip r:embed="rId9"/>
                     <a:stretch>
                       <a:fillRect/>
                     </a:stretch>
@@ -332,7 +623,64 @@
                   <pic:spPr>
                     <a:xfrm>
                       <a:off x="0" y="0"/>
-                      <a:ext cx="4023360" cy="2011680"/>
+                      <a:ext cx="4754880" cy="1830942"/>
+                    </a:xfrm>
+                    <a:prstGeom prst="rect"/>
+                  </pic:spPr>
+                </pic:pic>
+              </a:graphicData>
+            </a:graphic>
+          </wp:inline>
+        </w:drawing>
+      </w:r>
+    </w:p>
+    <w:p>
+      <w:r>
+        <w:br w:type="page"/>
+      </w:r>
+    </w:p>
+    <w:p>
+      <w:pPr>
+        <w:jc w:val="center"/>
+      </w:pPr>
+      <w:r>
+        <w:rPr>
+          <w:b/>
+          <w:color w:val="C62828"/>
+          <w:sz w:val="18"/>
+        </w:rPr>
+        <w:t>Lampiran — Crop tajam 2× diperbesar untuk baca angka</w:t>
+      </w:r>
+    </w:p>
+    <w:p>
+      <w:pPr>
+        <w:jc w:val="center"/>
+      </w:pPr>
+      <w:r>
+        <w:drawing>
+          <wp:inline xmlns:a="http://schemas.openxmlformats.org/drawingml/2006/main" xmlns:pic="http://schemas.openxmlformats.org/drawingml/2006/picture">
+            <wp:extent cx="5303520" cy="2042205"/>
+            <wp:docPr id="2" name="Picture 2"/>
+            <wp:cNvGraphicFramePr>
+              <a:graphicFrameLocks noChangeAspect="1"/>
+            </wp:cNvGraphicFramePr>
+            <a:graphic>
+              <a:graphicData uri="http://schemas.openxmlformats.org/drawingml/2006/picture">
+                <pic:pic>
+                  <pic:nvPicPr>
+                    <pic:cNvPr id="0" name="hal12_crop_big_sharp.jpg"/>
+                    <pic:cNvPicPr/>
+                  </pic:nvPicPr>
+                  <pic:blipFill>
+                    <a:blip r:embed="rId10"/>
+                    <a:stretch>
+                      <a:fillRect/>
+                    </a:stretch>
+                  </pic:blipFill>
+                  <pic:spPr>
+                    <a:xfrm>
+                      <a:off x="0" y="0"/>
+                      <a:ext cx="5303520" cy="2042205"/>
                     </a:xfrm>
                     <a:prstGeom prst="rect"/>
                   </pic:spPr>
@@ -350,154 +698,10 @@
       <w:r>
         <w:rPr>
           <w:i/>
-          <w:color w:val="666666"/>
+          <w:color w:val="616161"/>
           <w:sz w:val="14"/>
         </w:rPr>
-        <w:t>[Gambar: Wafaq 2×4 Koreksi — 600,1209,18,27 / 6091,191,1200,618 — Kanan→Kiri — menggantikan hal_12.png 3×3 salah]</w:t>
-      </w:r>
-    </w:p>
-    <w:tbl>
-      <w:tblPr>
-        <w:tblStyle w:val="LightGrid-Accent1"/>
-        <w:tblW w:type="auto" w:w="0"/>
-        <w:tblLook w:firstColumn="1" w:firstRow="1" w:lastColumn="0" w:lastRow="0" w:noHBand="0" w:noVBand="1" w:val="04A0"/>
-      </w:tblPr>
-      <w:tblGrid>
-        <w:gridCol w:w="2509"/>
-        <w:gridCol w:w="2509"/>
-        <w:gridCol w:w="2509"/>
-        <w:gridCol w:w="2509"/>
-      </w:tblGrid>
-      <w:tr>
-        <w:tc>
-          <w:tcPr>
-            <w:tcW w:type="dxa" w:w="2509"/>
-          </w:tcPr>
-          <w:p>
-            <w:pPr>
-              <w:jc w:val="center"/>
-            </w:pPr>
-            <w:r>
-              <w:t>٢٧ (27)</w:t>
-            </w:r>
-          </w:p>
-        </w:tc>
-        <w:tc>
-          <w:tcPr>
-            <w:tcW w:type="dxa" w:w="2509"/>
-          </w:tcPr>
-          <w:p>
-            <w:pPr>
-              <w:jc w:val="center"/>
-            </w:pPr>
-            <w:r>
-              <w:t>١٨ (18)</w:t>
-            </w:r>
-          </w:p>
-        </w:tc>
-        <w:tc>
-          <w:tcPr>
-            <w:tcW w:type="dxa" w:w="2509"/>
-          </w:tcPr>
-          <w:p>
-            <w:pPr>
-              <w:jc w:val="center"/>
-            </w:pPr>
-            <w:r>
-              <w:t>١٢٠٩ (1209)</w:t>
-            </w:r>
-          </w:p>
-        </w:tc>
-        <w:tc>
-          <w:tcPr>
-            <w:tcW w:type="dxa" w:w="2509"/>
-          </w:tcPr>
-          <w:p>
-            <w:pPr>
-              <w:jc w:val="center"/>
-            </w:pPr>
-            <w:r>
-              <w:t>٦٠٠ (600)</w:t>
-            </w:r>
-          </w:p>
-        </w:tc>
-      </w:tr>
-      <w:tr>
-        <w:tc>
-          <w:tcPr>
-            <w:tcW w:type="dxa" w:w="2509"/>
-          </w:tcPr>
-          <w:p>
-            <w:pPr>
-              <w:jc w:val="center"/>
-            </w:pPr>
-            <w:r>
-              <w:t>٦١٨ (618)</w:t>
-            </w:r>
-          </w:p>
-        </w:tc>
-        <w:tc>
-          <w:tcPr>
-            <w:tcW w:type="dxa" w:w="2509"/>
-          </w:tcPr>
-          <w:p>
-            <w:pPr>
-              <w:jc w:val="center"/>
-            </w:pPr>
-            <w:r>
-              <w:t>١٢٠٠ (1200)</w:t>
-            </w:r>
-          </w:p>
-        </w:tc>
-        <w:tc>
-          <w:tcPr>
-            <w:tcW w:type="dxa" w:w="2509"/>
-          </w:tcPr>
-          <w:p>
-            <w:pPr>
-              <w:jc w:val="center"/>
-            </w:pPr>
-            <w:r>
-              <w:t>١٩١ (191)</w:t>
-            </w:r>
-          </w:p>
-        </w:tc>
-        <w:tc>
-          <w:tcPr>
-            <w:tcW w:type="dxa" w:w="2509"/>
-          </w:tcPr>
-          <w:p>
-            <w:pPr>
-              <w:jc w:val="center"/>
-            </w:pPr>
-            <w:r>
-              <w:t>٦٠٩١ (6091)</w:t>
-            </w:r>
-          </w:p>
-        </w:tc>
-      </w:tr>
-    </w:tbl>
-    <w:p>
-      <w:pPr>
-        <w:jc w:val="center"/>
-      </w:pPr>
-      <w:r>
-        <w:rPr>
-          <w:i/>
-          <w:color w:val="6A1B9A"/>
-          <w:sz w:val="14"/>
-        </w:rPr>
-        <w:t>Tabel verifikasi DOCX — Kanan→Kiri: Baris1 kanan 600 → kiri 27, Baris2 kanan 6091 → kiri 618 — Koreksi kolom</w:t>
-      </w:r>
-    </w:p>
-    <w:p>
-      <w:r>
-        <w:rPr>
-          <w:i/>
-          <w:color w:val="C62828"/>
-          <w:sz w:val="14"/>
-        </w:rPr>
-        <w:t>Koreksi: Penempatan angka di kolom sebelumnya salah — telah diperbaiki sesuai teks: Baris1 | ٢٧ | ١٨ | ١٢٠٩ | ٦٠٠ | dan Baris2 | ٦١٨ | ١٢٠٠ | ١٩١ | ٦٠٩١ | — Gambar lama hal_12.png (3×3) diganti hal12_wafaq_corrected.png (2×4)</w:t>
+        <w:t>[Gambar: hal12_crop_big_sharp.jpg — 2× enlarge + UnsharpMask + Contrast 1.3 — 96KB — lebih tajam untuk verifikasi angka 3×3]</w:t>
       </w:r>
     </w:p>
     <w:p>
@@ -505,38 +709,7 @@
         <w:jc w:val="center"/>
       </w:pPr>
       <w:r>
-        <w:drawing>
-          <wp:inline xmlns:a="http://schemas.openxmlformats.org/drawingml/2006/main" xmlns:pic="http://schemas.openxmlformats.org/drawingml/2006/picture">
-            <wp:extent cx="2743200" cy="2119745"/>
-            <wp:docPr id="2" name="Picture 2"/>
-            <wp:cNvGraphicFramePr>
-              <a:graphicFrameLocks noChangeAspect="1"/>
-            </wp:cNvGraphicFramePr>
-            <a:graphic>
-              <a:graphicData uri="http://schemas.openxmlformats.org/drawingml/2006/picture">
-                <pic:pic>
-                  <pic:nvPicPr>
-                    <pic:cNvPr id="0" name="hal_12.png"/>
-                    <pic:cNvPicPr/>
-                  </pic:nvPicPr>
-                  <pic:blipFill>
-                    <a:blip r:embed="rId12"/>
-                    <a:stretch>
-                      <a:fillRect/>
-                    </a:stretch>
-                  </pic:blipFill>
-                  <pic:spPr>
-                    <a:xfrm>
-                      <a:off x="0" y="0"/>
-                      <a:ext cx="2743200" cy="2119745"/>
-                    </a:xfrm>
-                    <a:prstGeom prst="rect"/>
-                  </pic:spPr>
-                </pic:pic>
-              </a:graphicData>
-            </a:graphic>
-          </wp:inline>
-        </w:drawing>
+        <w:t>[hal_12.png tidak valid: cannot identify image file '/home/user/kitab/hal_12.png' — diabaikan]</w:t>
       </w:r>
     </w:p>
     <w:p>
@@ -545,64 +718,20 @@
       </w:pPr>
       <w:r>
         <w:rPr>
-          <w:i/>
+          <w:color w:val="9E9E9E"/>
           <w:sz w:val="12"/>
         </w:rPr>
-        <w:t>[Gambar: Hal 12 Asli Lama — 3×3 — SALAH kolom — untuk perbandingan — diganti]</w:t>
+        <w:t>Sumber: IMG_20261025_073117.jpg (80KB) — crop asli 683×263 — salin persis 3×3 — hal12_crop_sharp.jpg 35KB (tajam) — hal12_crop_big_sharp.jpg 96KB (2×) — qāthi‘atu (ط), Wafqul, waffaqakumullāhu — gaya transliterasi baru dza/sy/sh/dh/zh/ts/th/gh — 06696b6→koreksi 3×3</w:t>
       </w:r>
     </w:p>
     <w:sectPr>
-      <w:headerReference w:type="default" r:id="rId9"/>
-      <w:footerReference w:type="default" r:id="rId10"/>
-      <w:pgSz w:w="11909" w:h="16834"/>
-      <w:pgMar w:top="792" w:right="936" w:bottom="792" w:left="936" w:header="432" w:footer="432" w:gutter="0"/>
+      <w:pgSz w:w="12240" w:h="15840"/>
+      <w:pgMar w:top="864" w:right="1008" w:bottom="864" w:left="1008" w:header="720" w:footer="720" w:gutter="0"/>
       <w:cols w:space="720"/>
       <w:docGrid w:linePitch="360"/>
     </w:sectPr>
   </w:body>
 </w:document>
-</file>
-
-<file path=word/footer1.xml><?xml version="1.0" encoding="utf-8"?>
-<w:ftr xmlns:m="http://schemas.openxmlformats.org/officeDocument/2006/math" xmlns:mc="http://schemas.openxmlformats.org/markup-compatibility/2006" xmlns:mo="http://schemas.microsoft.com/office/mac/office/2008/main" xmlns:mv="urn:schemas-microsoft-com:mac:vml" xmlns:o="urn:schemas-microsoft-com:office:office" xmlns:r="http://schemas.openxmlformats.org/officeDocument/2006/relationships" xmlns:v="urn:schemas-microsoft-com:vml" xmlns:w10="urn:schemas-microsoft-com:office:word" xmlns:w14="http://schemas.microsoft.com/office/word/2010/wordml" xmlns:w="http://schemas.openxmlformats.org/wordprocessingml/2006/main" xmlns:wne="http://schemas.microsoft.com/office/word/2006/wordml" xmlns:wp14="http://schemas.microsoft.com/office/word/2010/wordprocessingDrawing" xmlns:wp="http://schemas.openxmlformats.org/drawingml/2006/wordprocessingDrawing" xmlns:wpc="http://schemas.microsoft.com/office/word/2010/wordprocessingCanvas" xmlns:wpg="http://schemas.microsoft.com/office/word/2010/wordprocessingGroup" xmlns:wpi="http://schemas.microsoft.com/office/word/2010/wordprocessingInk" xmlns:wps="http://schemas.microsoft.com/office/word/2010/wordprocessingShape" mc:Ignorable="w14 wp14">
-  <w:p>
-    <w:pPr>
-      <w:pStyle w:val="Footer"/>
-      <w:jc w:val="center"/>
-    </w:pPr>
-    <w:r>
-      <w:fldChar w:fldCharType="begin"/>
-      <w:instrText xml:space="preserve"> PAGE </w:instrText>
-      <w:fldChar w:fldCharType="end"/>
-    </w:r>
-    <w:r>
-      <w:rPr>
-        <w:color w:val="757575"/>
-        <w:sz w:val="12"/>
-      </w:rPr>
-      <w:t xml:space="preserve"> — REVISI_HAL12_FAIDAH_QATHIAH_WAFQ</w:t>
-    </w:r>
-  </w:p>
-</w:ftr>
-</file>
-
-<file path=word/header1.xml><?xml version="1.0" encoding="utf-8"?>
-<w:hdr xmlns:m="http://schemas.openxmlformats.org/officeDocument/2006/math" xmlns:mc="http://schemas.openxmlformats.org/markup-compatibility/2006" xmlns:mo="http://schemas.microsoft.com/office/mac/office/2008/main" xmlns:mv="urn:schemas-microsoft-com:mac:vml" xmlns:o="urn:schemas-microsoft-com:office:office" xmlns:r="http://schemas.openxmlformats.org/officeDocument/2006/relationships" xmlns:v="urn:schemas-microsoft-com:vml" xmlns:w10="urn:schemas-microsoft-com:office:word" xmlns:w14="http://schemas.microsoft.com/office/word/2010/wordml" xmlns:w="http://schemas.openxmlformats.org/wordprocessingml/2006/main" xmlns:wne="http://schemas.microsoft.com/office/word/2006/wordml" xmlns:wp14="http://schemas.microsoft.com/office/word/2010/wordprocessingDrawing" xmlns:wp="http://schemas.openxmlformats.org/drawingml/2006/wordprocessingDrawing" xmlns:wpc="http://schemas.microsoft.com/office/word/2010/wordprocessingCanvas" xmlns:wpg="http://schemas.microsoft.com/office/word/2010/wordprocessingGroup" xmlns:wpi="http://schemas.microsoft.com/office/word/2010/wordprocessingInk" xmlns:wps="http://schemas.microsoft.com/office/word/2010/wordprocessingShape" mc:Ignorable="w14 wp14">
-  <w:p>
-    <w:pPr>
-      <w:pStyle w:val="Header"/>
-      <w:jc w:val="center"/>
-    </w:pPr>
-    <w:r>
-      <w:rPr>
-        <w:i/>
-        <w:color w:val="6D4C41"/>
-        <w:sz w:val="13"/>
-      </w:rPr>
-      <w:t>Anwār ash-Shaykh al-Bashīr — HALAMAN 12 — FAIDAH QATHI'AH LI'ILAJ AL-MASS (WAFQ) — ف</w:t>
-    </w:r>
-  </w:p>
-</w:hdr>
 </file>
 
 <file path=word/numbering.xml><?xml version="1.0" encoding="utf-8"?>
@@ -968,13 +1097,9 @@
     <w:name w:val="Normal"/>
     <w:qFormat/>
     <w:rsid w:val="00FC693F"/>
-    <w:pPr>
-      <w:spacing w:after="60" w:line="259" w:lineRule="auto"/>
-    </w:pPr>
     <w:rPr>
       <w:rFonts w:ascii="Calibri" w:hAnsi="Calibri"/>
-      <w:color w:val="212121"/>
-      <w:sz w:val="18"/>
+      <w:sz w:val="20"/>
     </w:rPr>
   </w:style>
   <w:style w:type="paragraph" w:styleId="Header">
@@ -1032,14 +1157,14 @@
     <w:pPr>
       <w:keepNext/>
       <w:keepLines/>
-      <w:spacing w:before="100" w:after="40"/>
+      <w:spacing w:before="480" w:after="0"/>
       <w:outlineLvl w:val="0"/>
     </w:pPr>
     <w:rPr>
-      <w:rFonts w:asciiTheme="majorHAnsi" w:eastAsiaTheme="majorEastAsia" w:hAnsiTheme="majorHAnsi" w:cstheme="majorBidi" w:ascii="Calibri" w:hAnsi="Calibri"/>
+      <w:rFonts w:asciiTheme="majorHAnsi" w:eastAsiaTheme="majorEastAsia" w:hAnsiTheme="majorHAnsi" w:cstheme="majorBidi"/>
       <w:b/>
       <w:bCs/>
-      <w:color w:val="1B5E20"/>
+      <w:color w:val="365F91" w:themeColor="accent1" w:themeShade="BF"/>
       <w:sz w:val="28"/>
       <w:szCs w:val="28"/>
     </w:rPr>
@@ -1056,15 +1181,15 @@
     <w:pPr>
       <w:keepNext/>
       <w:keepLines/>
-      <w:spacing w:before="100" w:after="40"/>
+      <w:spacing w:before="200" w:after="0"/>
       <w:outlineLvl w:val="1"/>
     </w:pPr>
     <w:rPr>
-      <w:rFonts w:asciiTheme="majorHAnsi" w:eastAsiaTheme="majorEastAsia" w:hAnsiTheme="majorHAnsi" w:cstheme="majorBidi" w:ascii="Calibri" w:hAnsi="Calibri"/>
+      <w:rFonts w:asciiTheme="majorHAnsi" w:eastAsiaTheme="majorEastAsia" w:hAnsiTheme="majorHAnsi" w:cstheme="majorBidi"/>
       <w:b/>
       <w:bCs/>
-      <w:color w:val="4E342E"/>
-      <w:sz w:val="20"/>
+      <w:color w:val="4F81BD" w:themeColor="accent1"/>
+      <w:sz w:val="26"/>
       <w:szCs w:val="26"/>
     </w:rPr>
   </w:style>

--- a/REVISI_HAL12_FAIDAH_QATHIAH_WAFQ.docx
+++ b/REVISI_HAL12_FAIDAH_QATHIAH_WAFQ.docx
@@ -13,7 +13,7 @@
           <w:color w:val="C62828"/>
           <w:sz w:val="26"/>
         </w:rPr>
-        <w:t>HALAMAN 12 — FAIDAH QATHI'AH LI'ILAJ AL-MASS (WAFQ)</w:t>
+        <w:t>HALAMAN 12 — FAIDAH QATHI'AH LI'ILAJ AL-MASS (WAFQ) — 3×3 RTL DIPERBAIKI</w:t>
       </w:r>
     </w:p>
     <w:p>
@@ -22,25 +22,11 @@
       </w:pPr>
       <w:r>
         <w:rPr>
-          <w:i/>
-          <w:color w:val="C62828"/>
-          <w:sz w:val="16"/>
-        </w:rPr>
-        <w:t>فَائِدَةٌ قَاطِعَةٌ لِعِلَاجِ الْمَسِّ — Wafqul-li'ilājil-massi — Qāthi‘atu al-Mass — 3×3=9 angka — Koreksi 3×3 salin crop IMG_20261025_073117.jpg</w:t>
-      </w:r>
-    </w:p>
-    <w:p>
-      <w:pPr>
-        <w:spacing w:before="80" w:after="80"/>
-        <w:jc w:val="center"/>
-      </w:pPr>
-      <w:r>
-        <w:rPr>
           <w:b/>
           <w:color w:val="C62828"/>
           <w:sz w:val="14"/>
         </w:rPr>
-        <w:t>⚠️ KOREKSI 3×3: Sebelumnya 2×4 (8 angka) salah — Sekarang 3×3=9 angka salin persis crop IMG_20261025_073117.jpg — 600/1209/18 / 27/609/1191 / 1200/9/618 — baca kanan→kiri 18-1209-600 — Transliterasi diperbaiki qāthi‘atu/Wafqul — gaya baru dza/sy/sh/dh/zh/ts/th/gh</w:t>
+        <w:t>✅ KOREKSI RTL: Kolom Arab berharokat diperbaiki — kanan→kiri: ١٨ | ١٢٠٩ | ٦٠٠ — kanan=١٨ (18) tengah=١٢٠٩ kiri=٦٠٠ — sebelumnya terbalik 600 di kanan — visual sesuai crop IMG_20261025_073117.jpg</w:t>
       </w:r>
     </w:p>
     <w:p>
@@ -53,7 +39,7 @@
           <w:color w:val="1B5E20"/>
           <w:sz w:val="20"/>
         </w:rPr>
-        <w:t>1) arab — Arab Berharokat Full</w:t>
+        <w:t>1) arab — Arab Berharokat Full (RTL kanan→kiri)</w:t>
       </w:r>
     </w:p>
     <w:p>
@@ -260,7 +246,7 @@
           <w:color w:val="C62828"/>
           <w:sz w:val="14"/>
         </w:rPr>
-        <w:t>Tabel: Wafaq 3×3 — 9 angka — salin crop — baca kanan→kiri</w:t>
+        <w:t>Tabel arab RTL — baca kanan→kiri: ١٨ | ١٢٠٩ | ٦٠٠ — visual kiri=٦٠٠ kanan=١٨ sesuai wafaq asli</w:t>
       </w:r>
     </w:p>
     <w:p>
@@ -290,7 +276,7 @@
     <w:p>
       <w:r>
         <w:rPr>
-          <w:sz w:val="18"/>
+          <w:sz w:val="228600"/>
         </w:rPr>
         <w:t>Fā'idatun qāthi'atul-li'ilājil-massi</w:t>
       </w:r>
@@ -298,7 +284,7 @@
     <w:p>
       <w:r>
         <w:rPr>
-          <w:sz w:val="18"/>
+          <w:sz w:val="228600"/>
         </w:rPr>
         <w:t>[ Wafqul-li'ilājil-massi ]</w:t>
       </w:r>
@@ -306,7 +292,7 @@
     <w:p>
       <w:r>
         <w:rPr>
-          <w:sz w:val="18"/>
+          <w:sz w:val="228600"/>
         </w:rPr>
         <w:t>(Angka Wafaq 3×3 — 9 angka: 600 - 1209 - 18 / 27 - 609 - 1191 / 1200 - 9 - 618 — baca Arab kanan→kiri: 18-1209-600 / 1191-609-27 / 618-9-1200)</w:t>
       </w:r>
@@ -314,7 +300,7 @@
     <w:p>
       <w:r>
         <w:rPr>
-          <w:sz w:val="18"/>
+          <w:sz w:val="228600"/>
         </w:rPr>
         <w:t>Kitābatul-āyāti was-suwari tabda'u min fauqil-wafqi min jihatil-yamīni ittijāhan ilal-yasāri, waffaqakumullāhu limā yuḥibbuhū wa yardhāhu.</w:t>
       </w:r>
@@ -333,25 +319,19 @@
       </w:r>
     </w:p>
     <w:p>
-      <w:pPr>
-        <w:ind w:left="216"/>
-      </w:pPr>
       <w:r>
         <w:rPr>
           <w:color w:val="2E7D32"/>
-          <w:sz w:val="18"/>
+          <w:sz w:val="228600"/>
         </w:rPr>
         <w:t>Faedah Ampuh untuk Mengobati Kesurupan / Al-Mass (Visualisasi Wafaq):</w:t>
       </w:r>
     </w:p>
     <w:p>
-      <w:pPr>
-        <w:ind w:left="216"/>
-      </w:pPr>
       <w:r>
         <w:rPr>
           <w:color w:val="2E7D32"/>
-          <w:sz w:val="18"/>
+          <w:sz w:val="228600"/>
         </w:rPr>
         <w:t>[ Wafaq Pengobatan Kesurupan / Al-Mass ]</w:t>
       </w:r>
@@ -535,20 +515,17 @@
       <w:r>
         <w:rPr>
           <w:i/>
-          <w:color w:val="C62828"/>
+          <w:color w:val="2E7D32"/>
           <w:sz w:val="14"/>
         </w:rPr>
-        <w:t>Tabel: Wafaq 3×3 — 9 angka — salin crop — baca kanan→kiri</w:t>
+        <w:t>Tabel LTR — kiri=٦٠٠ kanan=١٨</w:t>
       </w:r>
     </w:p>
     <w:p>
-      <w:pPr>
-        <w:ind w:left="216"/>
-      </w:pPr>
       <w:r>
         <w:rPr>
           <w:color w:val="2E7D32"/>
-          <w:sz w:val="18"/>
+          <w:sz w:val="228600"/>
         </w:rPr>
         <w:t>“Penulisan ayat-ayat dan surat-surat (5 surat di Hal11) dimulai dari bagian atas wafaq dari sebelah kanan melingkar menuju ke sebelah kiri (searah tulisan Arab / berlawanan jarum jam). Semoga Allah memberi taufik kepada kalian pada apa yang dicintai dan diridai-Nya.”</w:t>
       </w:r>
@@ -569,7 +546,7 @@
     <w:p>
       <w:r>
         <w:rPr>
-          <w:sz w:val="18"/>
+          <w:sz w:val="228600"/>
         </w:rPr>
         <w:t>Struktur Wafaq ‘Adad Khāsh 3×3 (9 kotak): Tiga baris × tiga kolom — 600,1209,18 (baris1) / 27,609,1191 (baris2) / 1200,9,618 (baris3) — 3×3=9 kotak hasil takhrīj Abjad dari Sūrat al-Jinn &amp; Āyat al-Nūr + Asmā’ al-Ḥusnā. Arah Tadwīr: 5 sūrat/āyāt (al-Shams, al-Ikhlāṣ, al-Nūr, al-Ḥajj, al-Jinn) ditulis melingkari luar wafaq mulai kanan atas ke kiri. Tinta Za‘farān+Misk+Ward dilebur dengan air hujan/sumur, digosok sabbābah 7×.</w:t>
       </w:r>
@@ -590,7 +567,7 @@
     <w:p>
       <w:r>
         <w:rPr>
-          <w:sz w:val="18"/>
+          <w:sz w:val="228600"/>
         </w:rPr>
         <w:t>Bentuk Rajah Angka 3×3 khas Faedah Qāṭi‘ah — mengunci aura piring (shaḥn naqiyy). Kecepatan (sarī‘atu al-nafādh): kombinasi angka wafaq + 5 sūrat/āyāt saat maḥw 7× terbukti cepat menetralkan jinn di syaraf dan melebur benteng penutup harta karun. Rajah angka tidak diterjemahkan — angka ‘Arabī ditulis apa adanya, arah baca kanan→kiri (18-1209-600 / 1191-609-27 / 618-9-1200).</w:t>
       </w:r>
@@ -649,7 +626,7 @@
           <w:color w:val="C62828"/>
           <w:sz w:val="18"/>
         </w:rPr>
-        <w:t>Lampiran — Crop tajam 2× diperbesar untuk baca angka</w:t>
+        <w:t>Lampiran — Crop tajam 2× diperbesar — kanan=١٨ tengah=١٢٠٩ kiri=٦٠٠</w:t>
       </w:r>
     </w:p>
     <w:p>
@@ -701,15 +678,7 @@
           <w:color w:val="616161"/>
           <w:sz w:val="14"/>
         </w:rPr>
-        <w:t>[Gambar: hal12_crop_big_sharp.jpg — 2× enlarge + UnsharpMask + Contrast 1.3 — 96KB — lebih tajam untuk verifikasi angka 3×3]</w:t>
-      </w:r>
-    </w:p>
-    <w:p>
-      <w:pPr>
-        <w:jc w:val="center"/>
-      </w:pPr>
-      <w:r>
-        <w:t>[hal_12.png tidak valid: cannot identify image file '/home/user/kitab/hal_12.png' — diabaikan]</w:t>
+        <w:t>[hal12_crop_big_sharp.jpg 96KB 1366×526 — kanan=١٨ | ١٢٠٩ | ٦٠٠ kiri — UnsharpMask+Contrast tajam]</w:t>
       </w:r>
     </w:p>
     <w:p>
@@ -721,7 +690,7 @@
           <w:color w:val="9E9E9E"/>
           <w:sz w:val="12"/>
         </w:rPr>
-        <w:t>Sumber: IMG_20261025_073117.jpg (80KB) — crop asli 683×263 — salin persis 3×3 — hal12_crop_sharp.jpg 35KB (tajam) — hal12_crop_big_sharp.jpg 96KB (2×) — qāthi‘atu (ط), Wafqul, waffaqakumullāhu — gaya transliterasi baru dza/sy/sh/dh/zh/ts/th/gh — 06696b6→koreksi 3×3</w:t>
+        <w:t>Sumber: IMG_20261025_073117.jpg 80KB 683×263 — markdown arab RTL ١٨|١٢٠٩|٦٠٠ — docx visual LTR ٦٠٠|١٢٠٩|١٨ — qāthi‘atu Wafqul waffaqakumullāhu — gaya baru dza/sy/sh/dh/zh/ts/th/gh</w:t>
       </w:r>
     </w:p>
     <w:sectPr>
